--- a/docs/v2/cases/cs07_halting_problem.docx
+++ b/docs/v2/cases/cs07_halting_problem.docx
@@ -34,7 +34,7 @@
         <w:pStyle w:val="Date"/>
       </w:pPr>
       <w:r>
-        <w:t xml:space="preserve">2026-06-10</w:t>
+        <w:t xml:space="preserve">2026-08-20</w:t>
       </w:r>
     </w:p>
     <w:p>
@@ -56,7 +56,7 @@
         <w:t xml:space="preserve"> </w:t>
       </w:r>
       <w:r>
-        <w:t xml:space="preserve">David Hilbert, the most famous mathematician alive; Kurt Gödel, a 24-year-old logic student from Vienna; Alan Turing, a 23-year-old graduate student at Cambridge — with John von Neumann, Max Newman, and Alonzo Church in supporting roles</w:t>
+        <w:t xml:space="preserve">David Hilbert, the most famous mathematician alive; Kurt Gödel, a 24-year-old logic student from Vienna; Alan Turing, a 22-year-old Cambridge mathematician — with John von Neumann, Max Newman, and Alonzo Church in supporting roles</w:t>
       </w:r>
     </w:p>
     <w:p>
@@ -221,7 +221,7 @@
         <w:pStyle w:val="BodyText"/>
       </w:pPr>
       <w:r>
-        <w:t xml:space="preserve">The speech was a declaration of war on doubt. A century earlier, some scientists had adopted a gloomy Latin motto:</w:t>
+        <w:t xml:space="preserve">The speech was a declaration of war on doubt. Two generations earlier, some scientists had adopted a gloomy Latin motto — the physiologist Emil du Bois-Reymond made it famous in an 1872 lecture:</w:t>
       </w:r>
       <w:r>
         <w:t xml:space="preserve"> </w:t>
@@ -1739,7 +1739,7 @@
                     <a:graphicData uri="http://schemas.openxmlformats.org/drawingml/2006/picture">
                       <pic:pic>
                         <pic:nvPicPr>
-                          <pic:cNvPr descr="cs07_halting_problem_files\figure-docx\dot-figure-1.png" id="12" name="Picture"/>
+                          <pic:cNvPr descr="cs07_halting_problem_files/figure-docx/dot-figure-1.png" id="12" name="Picture"/>
                           <pic:cNvPicPr>
                             <a:picLocks noChangeArrowheads="1" noChangeAspect="1"/>
                           </pic:cNvPicPr>
